--- a/downloads/intro-transcript-outro/02_E1.docx
+++ b/downloads/intro-transcript-outro/02_E1.docx
@@ -34,7 +34,23 @@
         <w:rPr>
           <w:color w:val="2EAF7D"/>
         </w:rPr>
-        <w:t xml:space="preserve">Bernard range les origines d’une innovation. Distinguez une poussée technologique d’un besoin de marché, d’un usage, d’une rencontre ou d’un hasard fécond.</w:t>
+        <w:t xml:space="preserve">Vous avez les récits. Bernard va maintenant les ranger.</w:t>
+      </w:r>
+    </w:p>
+    <w:p>
+      <w:r>
+        <w:rPr>
+          <w:color w:val="2EAF7D"/>
+        </w:rPr>
+        <w:t xml:space="preserve">Une technologie remarquable n’est pas encore une innovation : elle le devient lorsqu’elle rencontre un besoin, mieux que les solutions existantes.</w:t>
+      </w:r>
+    </w:p>
+    <w:p>
+      <w:r>
+        <w:rPr>
+          <w:color w:val="2EAF7D"/>
+        </w:rPr>
+        <w:t xml:space="preserve">Distinguez poussée technologique et besoin de marché — et voyez comment, souvent, les deux se mêlent.</w:t>
       </w:r>
     </w:p>
     <w:p>
@@ -326,7 +342,15 @@
         <w:rPr>
           <w:color w:val="F48C2E"/>
         </w:rPr>
-        <w:t xml:space="preserve">L’origine n’est pas unique : un même projet peut combiner plusieurs moteurs. C’est ce que vous pourrez reconnaître dans vos propres travaux.</w:t>
+        <w:t xml:space="preserve">Vous avez maintenant une carte des origines. Un même projet peut combiner plusieurs moteurs.</w:t>
+      </w:r>
+    </w:p>
+    <w:p>
+      <w:r>
+        <w:rPr>
+          <w:color w:val="F48C2E"/>
+        </w:rPr>
+        <w:t xml:space="preserve">Dans le grain suivant, on quitte l’origine pour la bascule : comment un résultat de recherche devient un problème à résoudre, hors du laboratoire.</w:t>
       </w:r>
     </w:p>
     <w:sectPr>

--- a/downloads/intro-transcript-outro/02_E1.docx
+++ b/downloads/intro-transcript-outro/02_E1.docx
@@ -24,7 +24,7 @@
       </w:pPr>
       <w:r>
         <w:rPr>
-          <w:color w:val="2EAF7D"/>
+          <w:color w:val="00AE69"/>
         </w:rPr>
         <w:t xml:space="preserve">Intro</w:t>
       </w:r>
@@ -32,7 +32,7 @@
     <w:p>
       <w:r>
         <w:rPr>
-          <w:color w:val="2EAF7D"/>
+          <w:color w:val="00AE69"/>
         </w:rPr>
         <w:t xml:space="preserve">Vous avez les récits. Bernard va maintenant les ranger.</w:t>
       </w:r>
@@ -40,7 +40,7 @@
     <w:p>
       <w:r>
         <w:rPr>
-          <w:color w:val="2EAF7D"/>
+          <w:color w:val="00AE69"/>
         </w:rPr>
         <w:t xml:space="preserve">Une technologie remarquable n’est pas encore une innovation : elle le devient lorsqu’elle rencontre un besoin, mieux que les solutions existantes.</w:t>
       </w:r>
@@ -48,7 +48,7 @@
     <w:p>
       <w:r>
         <w:rPr>
-          <w:color w:val="2EAF7D"/>
+          <w:color w:val="00AE69"/>
         </w:rPr>
         <w:t xml:space="preserve">Distinguez poussée technologique et besoin de marché — et voyez comment, souvent, les deux se mêlent.</w:t>
       </w:r>
@@ -332,7 +332,7 @@
       </w:pPr>
       <w:r>
         <w:rPr>
-          <w:color w:val="F48C2E"/>
+          <w:color w:val="F0821A"/>
         </w:rPr>
         <w:t xml:space="preserve">Outro</w:t>
       </w:r>
@@ -340,7 +340,7 @@
     <w:p>
       <w:r>
         <w:rPr>
-          <w:color w:val="F48C2E"/>
+          <w:color w:val="F0821A"/>
         </w:rPr>
         <w:t xml:space="preserve">Vous avez maintenant une carte des origines. Un même projet peut combiner plusieurs moteurs.</w:t>
       </w:r>
@@ -348,7 +348,7 @@
     <w:p>
       <w:r>
         <w:rPr>
-          <w:color w:val="F48C2E"/>
+          <w:color w:val="F0821A"/>
         </w:rPr>
         <w:t xml:space="preserve">Dans le grain suivant, on quitte l’origine pour la bascule : comment un résultat de recherche devient un problème à résoudre, hors du laboratoire.</w:t>
       </w:r>
@@ -383,7 +383,7 @@
       <w:b/>
       <w:sz w:val="36"/>
       <w:szCs w:val="36"/>
-      <w:color w:val="580F45"/>
+      <w:color w:val="63003C"/>
     </w:rPr>
   </w:style>
   <w:style w:type="paragraph" w:styleId="Heading2">
@@ -399,7 +399,7 @@
       <w:b/>
       <w:sz w:val="26"/>
       <w:szCs w:val="26"/>
-      <w:color w:val="F48C2E"/>
+      <w:color w:val="F0821A"/>
     </w:rPr>
   </w:style>
 </w:styles>
